--- a/eng/docx/51.content.docx
+++ b/eng/docx/51.content.docx
@@ -57779,7 +57779,44 @@
     </w:p>
     <w:p>
       <w:pPr>
+        <w:pStyle w:val="ListBullet"/>
+        <w:spacing w:line="240" w:lineRule="auto"/>
+        <w:ind w:left="1440"/>
+      </w:pPr>
+      <w:r>
+        <w:rPr>
+          <w:lang w:val="en_US" w:bidi="en_US"/>
+        </w:rPr>
+      </w:r>
+      <w:r>
+        <w:rPr>
+          <w:lang w:val="en_US" w:bidi="en_US"/>
+        </w:rPr>
+        <w:t>Prayer Request and Behavior towards Outsiders (4:2–6)</w:t>
+      </w:r>
+      <w:r>
+        <w:rPr>
+          <w:lang w:val="en_US" w:bidi="en_US"/>
+        </w:rPr>
+      </w:r>
+      <w:r>
+        <w:rPr>
+          <w:lang w:val="en_US" w:bidi="en_US"/>
+        </w:rPr>
+      </w:r>
+      <w:r>
+        <w:rPr>
+          <w:lang w:val="en_US" w:bidi="en_US"/>
+        </w:rPr>
+      </w:r>
+    </w:p>
+    <w:p>
+      <w:pPr>
         <w:pStyle w:val="ListNumber"/>
+        <w:numPr>
+          <w:ilvl w:val="0"/>
+          <w:numId w:val="23"/>
+        </w:numPr>
         <w:spacing w:line="240" w:lineRule="auto"/>
         <w:ind w:left="720"/>
       </w:pPr>
@@ -57792,111 +57829,88 @@
         <w:rPr>
           <w:lang w:val="en_US" w:bidi="en_US"/>
         </w:rPr>
-        <w:t>Prayer Request and Behavior towards Outsiders (4:2–6)</w:t>
-      </w:r>
-      <w:r>
-        <w:rPr>
-          <w:lang w:val="en_US" w:bidi="en_US"/>
-        </w:rPr>
-      </w:r>
-    </w:p>
-    <w:p>
-      <w:pPr>
-        <w:pStyle w:val="ListNumber"/>
+        <w:t>Letter Closing (4:7–18)</w:t>
+      </w:r>
+      <w:r>
+        <w:rPr>
+          <w:lang w:val="en_US" w:bidi="en_US"/>
+        </w:rPr>
+      </w:r>
+    </w:p>
+    <w:p>
+      <w:pPr>
+        <w:pStyle w:val="ListBullet"/>
         <w:spacing w:line="240" w:lineRule="auto"/>
-        <w:ind w:left="720"/>
-      </w:pPr>
-      <w:r>
-        <w:rPr>
-          <w:lang w:val="en_US" w:bidi="en_US"/>
-        </w:rPr>
-      </w:r>
-      <w:r>
-        <w:rPr>
-          <w:lang w:val="en_US" w:bidi="en_US"/>
-        </w:rPr>
-        <w:t>Letter Closing (4:7–18)</w:t>
-      </w:r>
-      <w:r>
-        <w:rPr>
-          <w:lang w:val="en_US" w:bidi="en_US"/>
-        </w:rPr>
-      </w:r>
-    </w:p>
-    <w:p>
-      <w:pPr>
-        <w:pStyle w:val="ListNumber"/>
+        <w:ind w:left="1440"/>
+      </w:pPr>
+      <w:r>
+        <w:rPr>
+          <w:lang w:val="en_US" w:bidi="en_US"/>
+        </w:rPr>
+      </w:r>
+      <w:r>
+        <w:rPr>
+          <w:lang w:val="en_US" w:bidi="en_US"/>
+        </w:rPr>
+        <w:t>The Messengers (4:7–9)</w:t>
+      </w:r>
+      <w:r>
+        <w:rPr>
+          <w:lang w:val="en_US" w:bidi="en_US"/>
+        </w:rPr>
+      </w:r>
+    </w:p>
+    <w:p>
+      <w:pPr>
+        <w:pStyle w:val="ListBullet"/>
         <w:spacing w:line="240" w:lineRule="auto"/>
-        <w:ind w:left="720"/>
-      </w:pPr>
-      <w:r>
-        <w:rPr>
-          <w:lang w:val="en_US" w:bidi="en_US"/>
-        </w:rPr>
-      </w:r>
-      <w:r>
-        <w:rPr>
-          <w:lang w:val="en_US" w:bidi="en_US"/>
-        </w:rPr>
-        <w:t>The Messengers (4:7–9)</w:t>
-      </w:r>
-      <w:r>
-        <w:rPr>
-          <w:lang w:val="en_US" w:bidi="en_US"/>
-        </w:rPr>
-      </w:r>
-    </w:p>
-    <w:p>
-      <w:pPr>
-        <w:pStyle w:val="ListNumber"/>
+        <w:ind w:left="1440"/>
+      </w:pPr>
+      <w:r>
+        <w:rPr>
+          <w:lang w:val="en_US" w:bidi="en_US"/>
+        </w:rPr>
+      </w:r>
+      <w:r>
+        <w:rPr>
+          <w:lang w:val="en_US" w:bidi="en_US"/>
+        </w:rPr>
+        <w:t>Greetings from Friends (4:10–14)</w:t>
+      </w:r>
+      <w:r>
+        <w:rPr>
+          <w:lang w:val="en_US" w:bidi="en_US"/>
+        </w:rPr>
+      </w:r>
+    </w:p>
+    <w:p>
+      <w:pPr>
+        <w:pStyle w:val="ListBullet"/>
         <w:spacing w:line="240" w:lineRule="auto"/>
-        <w:ind w:left="720"/>
-      </w:pPr>
-      <w:r>
-        <w:rPr>
-          <w:lang w:val="en_US" w:bidi="en_US"/>
-        </w:rPr>
-      </w:r>
-      <w:r>
-        <w:rPr>
-          <w:lang w:val="en_US" w:bidi="en_US"/>
-        </w:rPr>
-        <w:t>Greetings from Friends (4:10–14)</w:t>
-      </w:r>
-      <w:r>
-        <w:rPr>
-          <w:lang w:val="en_US" w:bidi="en_US"/>
-        </w:rPr>
-      </w:r>
-    </w:p>
-    <w:p>
-      <w:pPr>
-        <w:pStyle w:val="ListNumber"/>
+        <w:ind w:left="1440"/>
+      </w:pPr>
+      <w:r>
+        <w:rPr>
+          <w:lang w:val="en_US" w:bidi="en_US"/>
+        </w:rPr>
+      </w:r>
+      <w:r>
+        <w:rPr>
+          <w:lang w:val="en_US" w:bidi="en_US"/>
+        </w:rPr>
+        <w:t>Greetings and Instructions from Paul (4:15–17)</w:t>
+      </w:r>
+      <w:r>
+        <w:rPr>
+          <w:lang w:val="en_US" w:bidi="en_US"/>
+        </w:rPr>
+      </w:r>
+    </w:p>
+    <w:p>
+      <w:pPr>
+        <w:pStyle w:val="ListBullet"/>
         <w:spacing w:line="240" w:lineRule="auto"/>
-        <w:ind w:left="720"/>
-      </w:pPr>
-      <w:r>
-        <w:rPr>
-          <w:lang w:val="en_US" w:bidi="en_US"/>
-        </w:rPr>
-      </w:r>
-      <w:r>
-        <w:rPr>
-          <w:lang w:val="en_US" w:bidi="en_US"/>
-        </w:rPr>
-        <w:t>Greetings and Instructions from Paul (4:15–17)</w:t>
-      </w:r>
-      <w:r>
-        <w:rPr>
-          <w:lang w:val="en_US" w:bidi="en_US"/>
-        </w:rPr>
-      </w:r>
-    </w:p>
-    <w:p>
-      <w:pPr>
-        <w:pStyle w:val="ListNumber"/>
-        <w:spacing w:line="240" w:lineRule="auto"/>
-        <w:ind w:left="720"/>
+        <w:ind w:left="1440"/>
       </w:pPr>
       <w:r>
         <w:rPr>
@@ -57908,6 +57922,16 @@
           <w:lang w:val="en_US" w:bidi="en_US"/>
         </w:rPr>
         <w:t>Greeting in Paul’s Own Hand (4:18)</w:t>
+      </w:r>
+      <w:r>
+        <w:rPr>
+          <w:lang w:val="en_US" w:bidi="en_US"/>
+        </w:rPr>
+      </w:r>
+      <w:r>
+        <w:rPr>
+          <w:lang w:val="en_US" w:bidi="en_US"/>
+        </w:rPr>
       </w:r>
       <w:r>
         <w:rPr>
@@ -72663,6 +72687,12 @@
     </w:lvlOverride>
   </w:num>
   <w:num w:numId="22">
+    <w:abstractNumId w:val="3"/>
+    <w:lvlOverride w:ilvl="0">
+      <w:startOverride w:val="1"/>
+    </w:lvlOverride>
+  </w:num>
+  <w:num w:numId="23">
     <w:abstractNumId w:val="3"/>
     <w:lvlOverride w:ilvl="0">
       <w:startOverride w:val="1"/>

--- a/eng/docx/51.content.docx
+++ b/eng/docx/51.content.docx
@@ -2006,7 +2006,19 @@
         <w:rPr>
           <w:lang w:val="en_US" w:bidi="en_US"/>
         </w:rPr>
-        <w:t>Paul uses many different images to describe Christian living. In this chapter, he uses the images of “walking” and “bearing fruit” (1:10). These images show that Paul wants the Colossians to think about the Christian life as a life that is directed towards a goal (either a destination, if one is walking, or fruit, if one is growing). (See: [[rc://*/tw/dict/bible/other/fruit]])</w:t>
+        <w:t xml:space="preserve">Paul uses many different images to describe Christian living. In this chapter, he uses the images of “walking” and “bearing fruit” (1:10). These images show that Paul wants the Colossians to think about the Christian life as a life that is directed towards a goal (either a destination, if one is walking, or fruit, if one is growing). (See: </w:t>
+      </w:r>
+      <w:r>
+        <w:rPr>
+          <w:lang w:val="en_US" w:bidi="en_US"/>
+        </w:rPr>
+        <w:t>fruit, fruitful, unfruitful</w:t>
+      </w:r>
+      <w:r>
+        <w:rPr>
+          <w:lang w:val="en_US" w:bidi="en_US"/>
+        </w:rPr>
+        <w:t>)</w:t>
       </w:r>
       <w:r>
         <w:rPr>
